--- a/Sprint20260921-20261002/HERO-69139_20260930_120214.docx
+++ b/Sprint20260921-20261002/HERO-69139_20260930_120214.docx
@@ -1150,263 +1150,6 @@
         <w:t>2. The date-level override is honored consistently with the period-level fix.</w:t>
       </w:r>
     </w:p>
-    <w:p>
-      <w:pPr>
-        <w:spacing w:before="200" w:after="120"/>
-      </w:pPr>
-      <w:r>
-        <w:rPr>
-          <w:rFonts w:ascii="Arial" w:hAnsi="Arial" w:eastAsia="Arial" w:cs="Arial"/>
-          <w:b/>
-          <w:color w:val="000000"/>
-          <w:sz w:val="26"/>
-          <w:u w:val="single"/>
-        </w:rPr>
-        <w:t>Appendix</w:t>
-      </w:r>
-    </w:p>
-    <w:p>
-      <w:pPr>
-        <w:spacing w:before="0" w:after="80"/>
-      </w:pPr>
-      <w:r>
-        <w:rPr>
-          <w:rFonts w:ascii="Arial" w:hAnsi="Arial" w:eastAsia="Arial" w:cs="Arial"/>
-          <w:b/>
-          <w:color w:val="000000"/>
-          <w:sz w:val="20"/>
-          <w:u w:val="none"/>
-        </w:rPr>
-        <w:t>Issue Key:</w:t>
-      </w:r>
-      <w:r>
-        <w:rPr>
-          <w:rFonts w:ascii="Arial" w:hAnsi="Arial" w:eastAsia="Arial" w:cs="Arial"/>
-          <w:b w:val="0"/>
-          <w:color w:val="000000"/>
-          <w:sz w:val="20"/>
-          <w:u w:val="none"/>
-        </w:rPr>
-        <w:t xml:space="preserve"> HERO-69139</w:t>
-      </w:r>
-    </w:p>
-    <w:p>
-      <w:pPr>
-        <w:spacing w:before="0" w:after="80"/>
-      </w:pPr>
-      <w:r>
-        <w:rPr>
-          <w:rFonts w:ascii="Arial" w:hAnsi="Arial" w:eastAsia="Arial" w:cs="Arial"/>
-          <w:b/>
-          <w:color w:val="000000"/>
-          <w:sz w:val="20"/>
-          <w:u w:val="none"/>
-        </w:rPr>
-        <w:t>Summary:</w:t>
-      </w:r>
-      <w:r>
-        <w:rPr>
-          <w:rFonts w:ascii="Arial" w:hAnsi="Arial" w:eastAsia="Arial" w:cs="Arial"/>
-          <w:b w:val="0"/>
-          <w:color w:val="000000"/>
-          <w:sz w:val="20"/>
-          <w:u w:val="none"/>
-        </w:rPr>
-        <w:t xml:space="preserve"> TMS2.0 - Online booking auto-assigns lower-rated table when two same-size tables have different ratings</w:t>
-      </w:r>
-    </w:p>
-    <w:p>
-      <w:pPr>
-        <w:spacing w:before="0" w:after="80"/>
-      </w:pPr>
-      <w:r>
-        <w:rPr>
-          <w:rFonts w:ascii="Arial" w:hAnsi="Arial" w:eastAsia="Arial" w:cs="Arial"/>
-          <w:b/>
-          <w:color w:val="000000"/>
-          <w:sz w:val="20"/>
-          <w:u w:val="none"/>
-        </w:rPr>
-        <w:t>Component:</w:t>
-      </w:r>
-      <w:r>
-        <w:rPr>
-          <w:rFonts w:ascii="Arial" w:hAnsi="Arial" w:eastAsia="Arial" w:cs="Arial"/>
-          <w:b w:val="0"/>
-          <w:color w:val="000000"/>
-          <w:sz w:val="20"/>
-          <w:u w:val="none"/>
-        </w:rPr>
-        <w:t xml:space="preserve"> RESERVATION</w:t>
-      </w:r>
-    </w:p>
-    <w:p>
-      <w:pPr>
-        <w:spacing w:before="0" w:after="80"/>
-      </w:pPr>
-      <w:r>
-        <w:rPr>
-          <w:rFonts w:ascii="Arial" w:hAnsi="Arial" w:eastAsia="Arial" w:cs="Arial"/>
-          <w:b/>
-          <w:color w:val="000000"/>
-          <w:sz w:val="20"/>
-          <w:u w:val="none"/>
-        </w:rPr>
-        <w:t>Sprint:</w:t>
-      </w:r>
-      <w:r>
-        <w:rPr>
-          <w:rFonts w:ascii="Arial" w:hAnsi="Arial" w:eastAsia="Arial" w:cs="Arial"/>
-          <w:b w:val="0"/>
-          <w:color w:val="000000"/>
-          <w:sz w:val="20"/>
-          <w:u w:val="none"/>
-        </w:rPr>
-        <w:t xml:space="preserve"> TMS - 20260921-20261002</w:t>
-      </w:r>
-    </w:p>
-    <w:p>
-      <w:pPr>
-        <w:spacing w:before="0" w:after="80"/>
-      </w:pPr>
-      <w:r>
-        <w:rPr>
-          <w:rFonts w:ascii="Arial" w:hAnsi="Arial" w:eastAsia="Arial" w:cs="Arial"/>
-          <w:b/>
-          <w:color w:val="000000"/>
-          <w:sz w:val="20"/>
-          <w:u w:val="none"/>
-        </w:rPr>
-        <w:t>Acceptance Criteria (from JIRA):</w:t>
-      </w:r>
-    </w:p>
-    <w:p>
-      <w:pPr>
-        <w:spacing w:before="0" w:after="40"/>
-        <w:ind w:left="360" w:hanging="240"/>
-      </w:pPr>
-      <w:r>
-        <w:rPr>
-          <w:rFonts w:ascii="Arial" w:hAnsi="Arial" w:eastAsia="Arial" w:cs="Arial"/>
-          <w:b w:val="0"/>
-          <w:color w:val="000000"/>
-          <w:sz w:val="20"/>
-          <w:u w:val="none"/>
-        </w:rPr>
-        <w:t>1. When two same-size tables are available with different ratings, an online reservation must be auto-assigned to the table with the higher rating (rating 2), not rating 1.</w:t>
-      </w:r>
-    </w:p>
-    <w:p>
-      <w:pPr>
-        <w:spacing w:before="0" w:after="40"/>
-        <w:ind w:left="360" w:hanging="240"/>
-      </w:pPr>
-      <w:r>
-        <w:rPr>
-          <w:rFonts w:ascii="Arial" w:hAnsi="Arial" w:eastAsia="Arial" w:cs="Arial"/>
-          <w:b w:val="0"/>
-          <w:color w:val="000000"/>
-          <w:sz w:val="20"/>
-          <w:u w:val="none"/>
-        </w:rPr>
-        <w:t>2. Setup: in Outlet &gt; Floor Plans &gt; Floor Plan Map, set two same-size tables to Table Rating 1 and 2 and save; in TMS &gt; Period Sets edit the Period and set Auto Assign Table (Online) to Yes; if the test date has operating records, set Auto Assign Table (Online) to Yes in TMS &gt; Config by Date; make an online reservation fitting the tables while both are free; verify in TMS Operation that Table No. is the rating-2 table.</w:t>
-      </w:r>
-    </w:p>
-    <w:p>
-      <w:pPr>
-        <w:spacing w:before="0" w:after="80"/>
-      </w:pPr>
-      <w:r>
-        <w:rPr>
-          <w:rFonts w:ascii="Arial" w:hAnsi="Arial" w:eastAsia="Arial" w:cs="Arial"/>
-          <w:b/>
-          <w:color w:val="000000"/>
-          <w:sz w:val="20"/>
-          <w:u w:val="none"/>
-        </w:rPr>
-        <w:t>Regression Scope:</w:t>
-      </w:r>
-    </w:p>
-    <w:p>
-      <w:pPr>
-        <w:spacing w:before="0" w:after="40"/>
-        <w:ind w:left="360" w:hanging="240"/>
-      </w:pPr>
-      <w:r>
-        <w:rPr>
-          <w:rFonts w:ascii="Arial" w:hAnsi="Arial" w:eastAsia="Arial" w:cs="Arial"/>
-          <w:b w:val="0"/>
-          <w:color w:val="000000"/>
-          <w:sz w:val="20"/>
-          <w:u w:val="none"/>
-        </w:rPr>
-        <w:t>1. Online auto-assign table rating comparison among free same-size tables (highest rating wins).</w:t>
-      </w:r>
-    </w:p>
-    <w:p>
-      <w:pPr>
-        <w:spacing w:before="0" w:after="40"/>
-        <w:ind w:left="360" w:hanging="240"/>
-      </w:pPr>
-      <w:r>
-        <w:rPr>
-          <w:rFonts w:ascii="Arial" w:hAnsi="Arial" w:eastAsia="Arial" w:cs="Arial"/>
-          <w:b w:val="0"/>
-          <w:color w:val="000000"/>
-          <w:sz w:val="20"/>
-          <w:u w:val="none"/>
-        </w:rPr>
-        <w:t>2. Equal-rating and multi-table mixed-rating assignment sequences.</w:t>
-      </w:r>
-    </w:p>
-    <w:p>
-      <w:pPr>
-        <w:spacing w:before="0" w:after="40"/>
-        <w:ind w:left="360" w:hanging="240"/>
-      </w:pPr>
-      <w:r>
-        <w:rPr>
-          <w:rFonts w:ascii="Arial" w:hAnsi="Arial" w:eastAsia="Arial" w:cs="Arial"/>
-          <w:b w:val="0"/>
-          <w:color w:val="000000"/>
-          <w:sz w:val="20"/>
-          <w:u w:val="none"/>
-        </w:rPr>
-        <w:t>3. Behavior when Auto Assign Table (Online) is disabled and manual table assignment.</w:t>
-      </w:r>
-    </w:p>
-    <w:p>
-      <w:pPr>
-        <w:spacing w:before="0" w:after="40"/>
-        <w:ind w:left="360" w:hanging="240"/>
-      </w:pPr>
-      <w:r>
-        <w:rPr>
-          <w:rFonts w:ascii="Arial" w:hAnsi="Arial" w:eastAsia="Arial" w:cs="Arial"/>
-          <w:b w:val="0"/>
-          <w:color w:val="000000"/>
-          <w:sz w:val="20"/>
-          <w:u w:val="none"/>
-        </w:rPr>
-        <w:t>4. Period-level and Config by Date-level Auto Assign Table (Online) settings.</w:t>
-      </w:r>
-    </w:p>
-    <w:p>
-      <w:pPr>
-        <w:spacing w:before="0" w:after="40"/>
-        <w:ind w:left="360" w:hanging="240"/>
-      </w:pPr>
-      <w:r>
-        <w:rPr>
-          <w:rFonts w:ascii="Arial" w:hAnsi="Arial" w:eastAsia="Arial" w:cs="Arial"/>
-          <w:b w:val="0"/>
-          <w:color w:val="000000"/>
-          <w:sz w:val="20"/>
-          <w:u w:val="none"/>
-        </w:rPr>
-        <w:t>5. Functional testing only; no compatibility or performance testing included.</w:t>
-      </w:r>
-    </w:p>
     <w:sectPr>
       <w:pgSz w:w="12240" w:h="15840"/>
       <w:pgMar w:top="1440" w:right="1800" w:bottom="1440" w:left="1800" w:header="720" w:footer="720" w:gutter="0"/>
